--- a/clients/chen-wei-liu/notes/TraceRoot（YC25）.docx
+++ b/clients/chen-wei-liu/notes/TraceRoot（YC25）.docx
@@ -1402,18 +1402,18 @@
       <w:pPr>
         <w:spacing w:before="120" w:after="120" w:line="288" w:lineRule="auto"/>
         <w:rPr>
+          <w:rFonts w:hint="default" w:ascii="Arial" w:hAnsi="Arial" w:eastAsia="等线" w:cs="Arial"/>
+          <w:sz w:val="22"/>
+          <w:lang w:val="en-US" w:eastAsia="zh-CN"/>
+        </w:rPr>
+      </w:pPr>
+      <w:r>
+        <w:rPr>
           <w:rFonts w:hint="eastAsia" w:ascii="Arial" w:hAnsi="Arial" w:eastAsia="等线" w:cs="Arial"/>
           <w:sz w:val="22"/>
           <w:lang w:val="en-US" w:eastAsia="zh-CN"/>
         </w:rPr>
-      </w:pPr>
-      <w:r>
-        <w:rPr>
-          <w:rFonts w:hint="eastAsia" w:ascii="Arial" w:hAnsi="Arial" w:eastAsia="等线" w:cs="Arial"/>
-          <w:sz w:val="22"/>
-          <w:lang w:val="en-US" w:eastAsia="zh-CN"/>
-        </w:rPr>
-        <w:t>哈哈哈哈哈哈哈哈哈哈</w:t>
+        <w:t>哈哈哈哈哈哈哈哈哈哈嘻嘻嘻哦</w:t>
       </w:r>
       <w:bookmarkStart w:id="11" w:name="_GoBack"/>
       <w:bookmarkEnd w:id="11"/>
